--- a/简历/周禄也_东北大学_嵌入式软件_简历.docx
+++ b/简历/周禄也_东北大学_嵌入式软件_简历.docx
@@ -24,8 +24,21 @@
           <w:spacing w:val="4"/>
           <w:szCs w:val="21"/>
         </w:rPr>
-        <w:t>姓名：周禄也</w:t>
-      </w:r>
+        <w:t>姓名：</w:t>
+      </w:r>
+      <w:proofErr w:type="gramStart"/>
+      <w:r>
+        <w:rPr>
+          <w:rFonts w:ascii="Times New Roman" w:eastAsia="宋体" w:hAnsi="Times New Roman" w:hint="eastAsia"/>
+          <w:b/>
+          <w:bCs/>
+          <w:spacing w:val="4"/>
+          <w:sz w:val="24"/>
+          <w:szCs w:val="24"/>
+        </w:rPr>
+        <w:t>周禄也</w:t>
+      </w:r>
+      <w:proofErr w:type="gramEnd"/>
       <w:r>
         <w:rPr>
           <w:rFonts w:ascii="Times New Roman" w:eastAsia="宋体" w:hAnsi="Times New Roman" w:hint="eastAsia"/>
@@ -137,7 +150,18 @@
           <w:spacing w:val="4"/>
           <w:szCs w:val="21"/>
         </w:rPr>
-        <w:t>性别：男</w:t>
+        <w:t>性别：</w:t>
+      </w:r>
+      <w:r>
+        <w:rPr>
+          <w:rFonts w:ascii="Times New Roman" w:eastAsia="宋体" w:hAnsi="Times New Roman" w:hint="eastAsia"/>
+          <w:b/>
+          <w:bCs/>
+          <w:spacing w:val="4"/>
+          <w:sz w:val="24"/>
+          <w:szCs w:val="24"/>
+        </w:rPr>
+        <w:t>男</w:t>
       </w:r>
       <w:r>
         <w:rPr>
@@ -402,6 +426,7 @@
           <w:szCs w:val="21"/>
         </w:rPr>
       </w:pPr>
+      <w:proofErr w:type="gramStart"/>
       <w:r>
         <w:rPr>
           <w:rFonts w:ascii="Times New Roman" w:eastAsia="宋体" w:hAnsi="Times New Roman"/>
@@ -422,6 +447,7 @@
         </w:rPr>
         <w:t xml:space="preserve"> :</w:t>
       </w:r>
+      <w:proofErr w:type="gramEnd"/>
       <w:r>
         <w:rPr>
           <w:rFonts w:hint="eastAsia"/>
@@ -468,7 +494,8 @@
           <w:b/>
           <w:bCs/>
           <w:spacing w:val="4"/>
-          <w:szCs w:val="21"/>
+          <w:sz w:val="24"/>
+          <w:szCs w:val="24"/>
           <w:shd w:val="pct20" w:color="00B0F0" w:fill="auto"/>
         </w:rPr>
         <w:t>求职意向</w:t>
@@ -479,7 +506,8 @@
           <w:b/>
           <w:bCs/>
           <w:spacing w:val="4"/>
-          <w:szCs w:val="21"/>
+          <w:sz w:val="24"/>
+          <w:szCs w:val="24"/>
         </w:rPr>
         <w:t>：</w:t>
       </w:r>
@@ -563,7 +591,8 @@
           <w:b/>
           <w:bCs/>
           <w:spacing w:val="4"/>
-          <w:szCs w:val="21"/>
+          <w:sz w:val="24"/>
+          <w:szCs w:val="24"/>
           <w:shd w:val="pct20" w:color="00B0F0" w:fill="auto"/>
         </w:rPr>
         <w:t>教育经历</w:t>
@@ -574,7 +603,8 @@
           <w:b/>
           <w:bCs/>
           <w:spacing w:val="4"/>
-          <w:szCs w:val="21"/>
+          <w:sz w:val="24"/>
+          <w:szCs w:val="24"/>
         </w:rPr>
         <w:t>：</w:t>
       </w:r>
@@ -584,7 +614,8 @@
           <w:b/>
           <w:bCs/>
           <w:spacing w:val="4"/>
-          <w:szCs w:val="21"/>
+          <w:sz w:val="24"/>
+          <w:szCs w:val="24"/>
         </w:rPr>
         <w:t xml:space="preserve"> </w:t>
       </w:r>
@@ -789,8 +820,21 @@
           <w:sz w:val="24"/>
           <w:szCs w:val="24"/>
         </w:rPr>
-        <w:t>北京经纬恒润</w:t>
-      </w:r>
+        <w:t>北京</w:t>
+      </w:r>
+      <w:proofErr w:type="gramStart"/>
+      <w:r>
+        <w:rPr>
+          <w:rFonts w:ascii="Times New Roman" w:eastAsia="宋体" w:hAnsi="Times New Roman" w:hint="eastAsia"/>
+          <w:b/>
+          <w:bCs/>
+          <w:spacing w:val="4"/>
+          <w:sz w:val="24"/>
+          <w:szCs w:val="24"/>
+        </w:rPr>
+        <w:t>经纬恒润</w:t>
+      </w:r>
+      <w:proofErr w:type="gramEnd"/>
       <w:r>
         <w:rPr>
           <w:rFonts w:ascii="Times New Roman" w:eastAsia="宋体" w:hAnsi="Times New Roman" w:hint="eastAsia"/>
@@ -1143,6 +1187,7 @@
         </w:rPr>
         <w:t>利用</w:t>
       </w:r>
+      <w:proofErr w:type="spellStart"/>
       <w:r>
         <w:rPr>
           <w:rFonts w:ascii="Times New Roman" w:eastAsia="宋体" w:hAnsi="Times New Roman" w:hint="eastAsia"/>
@@ -1177,7 +1222,17 @@
           <w:sz w:val="18"/>
           <w:szCs w:val="18"/>
         </w:rPr>
-        <w:t>ake,ARM-Linux</w:t>
+        <w:t>ake,ARM</w:t>
+      </w:r>
+      <w:proofErr w:type="spellEnd"/>
+      <w:r>
+        <w:rPr>
+          <w:rFonts w:ascii="Times New Roman" w:eastAsia="宋体" w:hAnsi="Times New Roman" w:hint="eastAsia"/>
+          <w:spacing w:val="4"/>
+          <w:sz w:val="18"/>
+          <w:szCs w:val="18"/>
+        </w:rPr>
+        <w:t>-Linux</w:t>
       </w:r>
       <w:r>
         <w:rPr>
@@ -1504,6 +1559,7 @@
         </w:rPr>
         <w:t>编写和执行自动化脚本，</w:t>
       </w:r>
+      <w:proofErr w:type="gramStart"/>
       <w:r>
         <w:rPr>
           <w:rFonts w:ascii="Times New Roman" w:eastAsia="宋体" w:hAnsi="Times New Roman" w:hint="eastAsia"/>
@@ -1516,11 +1572,83 @@
       <w:r>
         <w:rPr>
           <w:rFonts w:ascii="Times New Roman" w:eastAsia="宋体" w:hAnsi="Times New Roman" w:hint="eastAsia"/>
-          <w:spacing w:val="4"/>
-          <w:sz w:val="18"/>
-          <w:szCs w:val="18"/>
-        </w:rPr>
-        <w:t>齐芯微，海思，移远，赛普拉斯等</w:t>
+          <w:b/>
+          <w:bCs/>
+          <w:spacing w:val="4"/>
+          <w:sz w:val="18"/>
+          <w:szCs w:val="18"/>
+        </w:rPr>
+        <w:t>齐芯微</w:t>
+      </w:r>
+      <w:proofErr w:type="gramEnd"/>
+      <w:r>
+        <w:rPr>
+          <w:rFonts w:ascii="Times New Roman" w:eastAsia="宋体" w:hAnsi="Times New Roman" w:hint="eastAsia"/>
+          <w:spacing w:val="4"/>
+          <w:sz w:val="18"/>
+          <w:szCs w:val="18"/>
+        </w:rPr>
+        <w:t>，</w:t>
+      </w:r>
+      <w:r>
+        <w:rPr>
+          <w:rFonts w:ascii="Times New Roman" w:eastAsia="宋体" w:hAnsi="Times New Roman" w:hint="eastAsia"/>
+          <w:b/>
+          <w:bCs/>
+          <w:spacing w:val="4"/>
+          <w:sz w:val="18"/>
+          <w:szCs w:val="18"/>
+        </w:rPr>
+        <w:t>海思</w:t>
+      </w:r>
+      <w:r>
+        <w:rPr>
+          <w:rFonts w:ascii="Times New Roman" w:eastAsia="宋体" w:hAnsi="Times New Roman" w:hint="eastAsia"/>
+          <w:spacing w:val="4"/>
+          <w:sz w:val="18"/>
+          <w:szCs w:val="18"/>
+        </w:rPr>
+        <w:t>，</w:t>
+      </w:r>
+      <w:r>
+        <w:rPr>
+          <w:rFonts w:ascii="Times New Roman" w:eastAsia="宋体" w:hAnsi="Times New Roman" w:hint="eastAsia"/>
+          <w:b/>
+          <w:bCs/>
+          <w:spacing w:val="4"/>
+          <w:sz w:val="18"/>
+          <w:szCs w:val="18"/>
+        </w:rPr>
+        <w:t>移远</w:t>
+      </w:r>
+      <w:r>
+        <w:rPr>
+          <w:rFonts w:ascii="Times New Roman" w:eastAsia="宋体" w:hAnsi="Times New Roman" w:hint="eastAsia"/>
+          <w:spacing w:val="4"/>
+          <w:sz w:val="18"/>
+          <w:szCs w:val="18"/>
+        </w:rPr>
+        <w:t>，</w:t>
+      </w:r>
+      <w:r>
+        <w:rPr>
+          <w:rFonts w:ascii="Times New Roman" w:eastAsia="宋体" w:hAnsi="Times New Roman" w:hint="eastAsia"/>
+          <w:b/>
+          <w:bCs/>
+          <w:spacing w:val="4"/>
+          <w:sz w:val="18"/>
+          <w:szCs w:val="18"/>
+        </w:rPr>
+        <w:t>赛普拉斯</w:t>
+      </w:r>
+      <w:r>
+        <w:rPr>
+          <w:rFonts w:ascii="Times New Roman" w:eastAsia="宋体" w:hAnsi="Times New Roman" w:hint="eastAsia"/>
+          <w:spacing w:val="4"/>
+          <w:sz w:val="18"/>
+          <w:szCs w:val="18"/>
+        </w:rPr>
+        <w:t>等</w:t>
       </w:r>
       <w:r>
         <w:rPr>
@@ -1540,6 +1668,7 @@
         </w:rPr>
         <w:t>和</w:t>
       </w:r>
+      <w:proofErr w:type="spellStart"/>
       <w:r>
         <w:rPr>
           <w:rFonts w:ascii="Times New Roman" w:eastAsia="宋体" w:hAnsi="Times New Roman"/>
@@ -1549,6 +1678,7 @@
         </w:rPr>
         <w:t>OpenCPU</w:t>
       </w:r>
+      <w:proofErr w:type="spellEnd"/>
       <w:r>
         <w:rPr>
           <w:rFonts w:ascii="Times New Roman" w:eastAsia="宋体" w:hAnsi="Times New Roman" w:hint="eastAsia"/>
@@ -1588,6 +1718,8 @@
       <w:r>
         <w:rPr>
           <w:rFonts w:ascii="Times New Roman" w:eastAsia="宋体" w:hAnsi="Times New Roman" w:hint="eastAsia"/>
+          <w:b/>
+          <w:bCs/>
           <w:spacing w:val="4"/>
           <w:sz w:val="18"/>
           <w:szCs w:val="18"/>
@@ -1597,11 +1729,42 @@
       <w:r>
         <w:rPr>
           <w:rFonts w:ascii="Times New Roman" w:eastAsia="宋体" w:hAnsi="Times New Roman" w:hint="eastAsia"/>
-          <w:spacing w:val="4"/>
-          <w:sz w:val="18"/>
-          <w:szCs w:val="18"/>
-        </w:rPr>
-        <w:t>环境下，进入板端，配合硬件实验室，提供相关软件支持。</w:t>
+          <w:b/>
+          <w:bCs/>
+          <w:spacing w:val="4"/>
+          <w:sz w:val="18"/>
+          <w:szCs w:val="18"/>
+        </w:rPr>
+        <w:t>环境</w:t>
+      </w:r>
+      <w:r>
+        <w:rPr>
+          <w:rFonts w:ascii="Times New Roman" w:eastAsia="宋体" w:hAnsi="Times New Roman" w:hint="eastAsia"/>
+          <w:spacing w:val="4"/>
+          <w:sz w:val="18"/>
+          <w:szCs w:val="18"/>
+        </w:rPr>
+        <w:t>下，进入板端，配合硬件实验室，提供相关</w:t>
+      </w:r>
+      <w:r>
+        <w:rPr>
+          <w:rFonts w:ascii="Times New Roman" w:eastAsia="宋体" w:hAnsi="Times New Roman" w:hint="eastAsia"/>
+          <w:b/>
+          <w:bCs/>
+          <w:spacing w:val="4"/>
+          <w:sz w:val="18"/>
+          <w:szCs w:val="18"/>
+        </w:rPr>
+        <w:t>软件</w:t>
+      </w:r>
+      <w:r>
+        <w:rPr>
+          <w:rFonts w:ascii="Times New Roman" w:eastAsia="宋体" w:hAnsi="Times New Roman" w:hint="eastAsia"/>
+          <w:spacing w:val="4"/>
+          <w:sz w:val="18"/>
+          <w:szCs w:val="18"/>
+        </w:rPr>
+        <w:t>支持。</w:t>
       </w:r>
     </w:p>
     <w:p>
@@ -1752,6 +1915,7 @@
         </w:rPr>
         <w:t>1.</w:t>
       </w:r>
+      <w:proofErr w:type="gramStart"/>
       <w:r>
         <w:rPr>
           <w:rFonts w:ascii="Times New Roman" w:eastAsia="宋体" w:hAnsi="Times New Roman" w:cs="宋体"/>
@@ -1765,6 +1929,7 @@
         </w:rPr>
         <w:t>天穹农卫</w:t>
       </w:r>
+      <w:proofErr w:type="gramEnd"/>
       <w:r>
         <w:rPr>
           <w:rFonts w:ascii="Times New Roman" w:eastAsia="宋体" w:hAnsi="Times New Roman" w:cs="宋体"/>
@@ -2017,15 +2182,27 @@
         </w:rPr>
         <w:t>：</w:t>
       </w:r>
-      <w:r>
-        <w:rPr>
-          <w:rFonts w:ascii="Times New Roman" w:eastAsia="宋体" w:hAnsi="Times New Roman" w:cs="宋体" w:hint="eastAsia"/>
-          <w:spacing w:val="4"/>
-          <w:kern w:val="0"/>
-          <w:sz w:val="18"/>
-          <w:szCs w:val="18"/>
-        </w:rPr>
-        <w:t>飞控主控平台：</w:t>
+      <w:proofErr w:type="gramStart"/>
+      <w:r>
+        <w:rPr>
+          <w:rFonts w:ascii="Times New Roman" w:eastAsia="宋体" w:hAnsi="Times New Roman" w:cs="宋体" w:hint="eastAsia"/>
+          <w:spacing w:val="4"/>
+          <w:kern w:val="0"/>
+          <w:sz w:val="18"/>
+          <w:szCs w:val="18"/>
+        </w:rPr>
+        <w:t>飞控主控</w:t>
+      </w:r>
+      <w:proofErr w:type="gramEnd"/>
+      <w:r>
+        <w:rPr>
+          <w:rFonts w:ascii="Times New Roman" w:eastAsia="宋体" w:hAnsi="Times New Roman" w:cs="宋体" w:hint="eastAsia"/>
+          <w:spacing w:val="4"/>
+          <w:kern w:val="0"/>
+          <w:sz w:val="18"/>
+          <w:szCs w:val="18"/>
+        </w:rPr>
+        <w:t>平台：</w:t>
       </w:r>
       <w:r>
         <w:rPr>
@@ -2377,15 +2554,27 @@
         </w:rPr>
         <w:t>：</w:t>
       </w:r>
-      <w:r>
-        <w:rPr>
-          <w:rFonts w:ascii="Times New Roman" w:eastAsia="宋体" w:hAnsi="Times New Roman" w:cs="宋体" w:hint="eastAsia"/>
-          <w:spacing w:val="4"/>
-          <w:kern w:val="0"/>
-          <w:sz w:val="18"/>
-          <w:szCs w:val="18"/>
-        </w:rPr>
-        <w:t>基于飞控源代码进行硬件适配与二次开发，</w:t>
+      <w:proofErr w:type="gramStart"/>
+      <w:r>
+        <w:rPr>
+          <w:rFonts w:ascii="Times New Roman" w:eastAsia="宋体" w:hAnsi="Times New Roman" w:cs="宋体" w:hint="eastAsia"/>
+          <w:spacing w:val="4"/>
+          <w:kern w:val="0"/>
+          <w:sz w:val="18"/>
+          <w:szCs w:val="18"/>
+        </w:rPr>
+        <w:t>基于飞控源代码</w:t>
+      </w:r>
+      <w:proofErr w:type="gramEnd"/>
+      <w:r>
+        <w:rPr>
+          <w:rFonts w:ascii="Times New Roman" w:eastAsia="宋体" w:hAnsi="Times New Roman" w:cs="宋体" w:hint="eastAsia"/>
+          <w:spacing w:val="4"/>
+          <w:kern w:val="0"/>
+          <w:sz w:val="18"/>
+          <w:szCs w:val="18"/>
+        </w:rPr>
+        <w:t>进行硬件适配与二次开发，</w:t>
       </w:r>
       <w:r>
         <w:rPr>
@@ -2511,6 +2700,7 @@
         </w:rPr>
         <w:t>串口通信与</w:t>
       </w:r>
+      <w:proofErr w:type="spellStart"/>
       <w:r>
         <w:rPr>
           <w:rFonts w:ascii="Times New Roman" w:eastAsia="宋体" w:hAnsi="Times New Roman" w:cs="宋体" w:hint="eastAsia"/>
@@ -2521,6 +2711,7 @@
         </w:rPr>
         <w:t>OpenMV</w:t>
       </w:r>
+      <w:proofErr w:type="spellEnd"/>
       <w:r>
         <w:rPr>
           <w:rFonts w:ascii="Times New Roman" w:eastAsia="宋体" w:hAnsi="Times New Roman" w:cs="宋体" w:hint="eastAsia"/>
@@ -2605,6 +2796,7 @@
           <w:szCs w:val="18"/>
         </w:rPr>
       </w:pPr>
+      <w:bookmarkStart w:id="3" w:name="OLE_LINK1"/>
       <w:r>
         <w:rPr>
           <w:rFonts w:ascii="Times New Roman" w:eastAsia="宋体" w:hAnsi="Times New Roman" w:cs="宋体" w:hint="eastAsia"/>
@@ -3094,6 +3286,7 @@
       </w:r>
       <w:bookmarkEnd w:id="2"/>
     </w:p>
+    <w:bookmarkEnd w:id="3"/>
     <w:p>
       <w:pPr>
         <w:spacing w:beforeLines="60" w:before="187" w:line="380" w:lineRule="exact"/>
@@ -3328,7 +3521,27 @@
           <w:sz w:val="18"/>
           <w:szCs w:val="18"/>
         </w:rPr>
-        <w:t>vim , gcc ,g++,Git</w:t>
+        <w:t xml:space="preserve">vim , </w:t>
+      </w:r>
+      <w:proofErr w:type="spellStart"/>
+      <w:r>
+        <w:rPr>
+          <w:rFonts w:ascii="Times New Roman" w:eastAsia="宋体" w:hAnsi="Times New Roman" w:hint="eastAsia"/>
+          <w:spacing w:val="4"/>
+          <w:sz w:val="18"/>
+          <w:szCs w:val="18"/>
+        </w:rPr>
+        <w:t>gcc</w:t>
+      </w:r>
+      <w:proofErr w:type="spellEnd"/>
+      <w:r>
+        <w:rPr>
+          <w:rFonts w:ascii="Times New Roman" w:eastAsia="宋体" w:hAnsi="Times New Roman" w:hint="eastAsia"/>
+          <w:spacing w:val="4"/>
+          <w:sz w:val="18"/>
+          <w:szCs w:val="18"/>
+        </w:rPr>
+        <w:t xml:space="preserve"> ,g++,Git</w:t>
       </w:r>
       <w:r>
         <w:rPr>
@@ -3357,14 +3570,25 @@
         </w:rPr>
         <w:t>版本管理，会编写</w:t>
       </w:r>
-      <w:r>
-        <w:rPr>
-          <w:rFonts w:ascii="Times New Roman" w:eastAsia="宋体" w:hAnsi="Times New Roman" w:hint="eastAsia"/>
-          <w:spacing w:val="4"/>
-          <w:sz w:val="18"/>
-          <w:szCs w:val="18"/>
-        </w:rPr>
-        <w:t>CMake,</w:t>
+      <w:proofErr w:type="spellStart"/>
+      <w:r>
+        <w:rPr>
+          <w:rFonts w:ascii="Times New Roman" w:eastAsia="宋体" w:hAnsi="Times New Roman" w:hint="eastAsia"/>
+          <w:spacing w:val="4"/>
+          <w:sz w:val="18"/>
+          <w:szCs w:val="18"/>
+        </w:rPr>
+        <w:t>CMake</w:t>
+      </w:r>
+      <w:proofErr w:type="spellEnd"/>
+      <w:r>
+        <w:rPr>
+          <w:rFonts w:ascii="Times New Roman" w:eastAsia="宋体" w:hAnsi="Times New Roman" w:hint="eastAsia"/>
+          <w:spacing w:val="4"/>
+          <w:sz w:val="18"/>
+          <w:szCs w:val="18"/>
+        </w:rPr>
+        <w:t>,</w:t>
       </w:r>
       <w:r>
         <w:rPr>
@@ -3464,6 +3688,7 @@
         </w:rPr>
         <w:t>+</w:t>
       </w:r>
+      <w:proofErr w:type="gramStart"/>
       <w:r>
         <w:rPr>
           <w:rFonts w:ascii="Times New Roman" w:eastAsia="宋体" w:hAnsi="Times New Roman" w:hint="eastAsia"/>
@@ -3473,6 +3698,7 @@
         </w:rPr>
         <w:t>校赛二等奖</w:t>
       </w:r>
+      <w:proofErr w:type="gramEnd"/>
       <w:r>
         <w:rPr>
           <w:rFonts w:ascii="Times New Roman" w:eastAsia="宋体" w:hAnsi="Times New Roman" w:hint="eastAsia"/>
@@ -3489,7 +3715,27 @@
           <w:sz w:val="18"/>
           <w:szCs w:val="18"/>
         </w:rPr>
-        <w:t>，新道数智杯校赛三等奖，校级优秀干事，“三下乡”社会实践活动先进小分队。</w:t>
+        <w:t>，新道</w:t>
+      </w:r>
+      <w:proofErr w:type="gramStart"/>
+      <w:r>
+        <w:rPr>
+          <w:rFonts w:ascii="Times New Roman" w:eastAsia="宋体" w:hAnsi="Times New Roman" w:hint="eastAsia"/>
+          <w:spacing w:val="4"/>
+          <w:sz w:val="18"/>
+          <w:szCs w:val="18"/>
+        </w:rPr>
+        <w:t>数智杯校赛</w:t>
+      </w:r>
+      <w:proofErr w:type="gramEnd"/>
+      <w:r>
+        <w:rPr>
+          <w:rFonts w:ascii="Times New Roman" w:eastAsia="宋体" w:hAnsi="Times New Roman" w:hint="eastAsia"/>
+          <w:spacing w:val="4"/>
+          <w:sz w:val="18"/>
+          <w:szCs w:val="18"/>
+        </w:rPr>
+        <w:t>三等奖，校级优秀干事，“三下乡”社会实践活动先进小分队。</w:t>
       </w:r>
       <w:bookmarkEnd w:id="1"/>
     </w:p>
